--- a/hin/docx/049.content.docx
+++ b/hin/docx/049.content.docx
@@ -349,18 +349,12 @@
           <w:lang w:val="hi_IN" w:bidi="hi_IN"/>
         </w:rPr>
       </w:r>
-      <w:hyperlink r:id="rId13">
-        <w:r>
-          <w:rPr>
-            <w:lang w:val="hi_IN" w:bidi="hi_IN"/>
-          </w:rPr>
-          <w:rPr>
-            <w:color w:val="0000EE"/>
-            <w:u w:val="single"/>
-          </w:rPr>
-          <w:t>1 पतरस 01:15–17</w:t>
-        </w:r>
-      </w:hyperlink>
+      <w:r>
+        <w:rPr>
+          <w:lang w:val="hi_IN" w:bidi="hi_IN"/>
+        </w:rPr>
+        <w:t>1 पतरस 01:15–17</w:t>
+      </w:r>
     </w:p>
     <w:p>
       <w:pPr>
@@ -373,18 +367,12 @@
           <w:lang w:val="hi_IN" w:bidi="hi_IN"/>
         </w:rPr>
       </w:r>
-      <w:hyperlink r:id="rId14">
-        <w:r>
-          <w:rPr>
-            <w:lang w:val="hi_IN" w:bidi="hi_IN"/>
-          </w:rPr>
-          <w:rPr>
-            <w:color w:val="0000EE"/>
-            <w:u w:val="single"/>
-          </w:rPr>
-          <w:t>इब्रानियों 11:7</w:t>
-        </w:r>
-      </w:hyperlink>
+      <w:r>
+        <w:rPr>
+          <w:lang w:val="hi_IN" w:bidi="hi_IN"/>
+        </w:rPr>
+        <w:t>इब्रानियों 11:7</w:t>
+      </w:r>
     </w:p>
     <w:p>
       <w:pPr>
@@ -397,18 +385,12 @@
           <w:lang w:val="hi_IN" w:bidi="hi_IN"/>
         </w:rPr>
       </w:r>
-      <w:hyperlink r:id="rId15">
-        <w:r>
-          <w:rPr>
-            <w:lang w:val="hi_IN" w:bidi="hi_IN"/>
-          </w:rPr>
-          <w:rPr>
-            <w:color w:val="0000EE"/>
-            <w:u w:val="single"/>
-          </w:rPr>
-          <w:t>यशायाह 44:17</w:t>
-        </w:r>
-      </w:hyperlink>
+      <w:r>
+        <w:rPr>
+          <w:lang w:val="hi_IN" w:bidi="hi_IN"/>
+        </w:rPr>
+        <w:t>यशायाह 44:17</w:t>
+      </w:r>
     </w:p>
     <w:p>
       <w:pPr>
@@ -737,18 +719,12 @@
           <w:lang w:val="hi_IN" w:bidi="hi_IN"/>
         </w:rPr>
       </w:r>
-      <w:hyperlink r:id="rId16">
-        <w:r>
-          <w:rPr>
-            <w:lang w:val="hi_IN" w:bidi="hi_IN"/>
-          </w:rPr>
-          <w:rPr>
-            <w:color w:val="0000EE"/>
-            <w:u w:val="single"/>
-          </w:rPr>
-          <w:t>1 शमूएल 14:24–26</w:t>
-        </w:r>
-      </w:hyperlink>
+      <w:r>
+        <w:rPr>
+          <w:lang w:val="hi_IN" w:bidi="hi_IN"/>
+        </w:rPr>
+        <w:t>1 शमूएल 14:24–26</w:t>
+      </w:r>
     </w:p>
     <w:p>
       <w:pPr>
@@ -761,18 +737,12 @@
           <w:lang w:val="hi_IN" w:bidi="hi_IN"/>
         </w:rPr>
       </w:r>
-      <w:hyperlink r:id="rId17">
-        <w:r>
-          <w:rPr>
-            <w:lang w:val="hi_IN" w:bidi="hi_IN"/>
-          </w:rPr>
-          <w:rPr>
-            <w:color w:val="0000EE"/>
-            <w:u w:val="single"/>
-          </w:rPr>
-          <w:t>2 पतरस 2:12–14</w:t>
-        </w:r>
-      </w:hyperlink>
+      <w:r>
+        <w:rPr>
+          <w:lang w:val="hi_IN" w:bidi="hi_IN"/>
+        </w:rPr>
+        <w:t>2 पतरस 2:12–14</w:t>
+      </w:r>
     </w:p>
     <w:p>
       <w:pPr>
@@ -785,18 +755,12 @@
           <w:lang w:val="hi_IN" w:bidi="hi_IN"/>
         </w:rPr>
       </w:r>
-      <w:hyperlink r:id="rId18">
-        <w:r>
-          <w:rPr>
-            <w:lang w:val="hi_IN" w:bidi="hi_IN"/>
-          </w:rPr>
-          <w:rPr>
-            <w:color w:val="0000EE"/>
-            <w:u w:val="single"/>
-          </w:rPr>
-          <w:t>गलातियों 3:10</w:t>
-        </w:r>
-      </w:hyperlink>
+      <w:r>
+        <w:rPr>
+          <w:lang w:val="hi_IN" w:bidi="hi_IN"/>
+        </w:rPr>
+        <w:t>गलातियों 3:10</w:t>
+      </w:r>
     </w:p>
     <w:p>
       <w:pPr>
@@ -809,18 +773,12 @@
           <w:lang w:val="hi_IN" w:bidi="hi_IN"/>
         </w:rPr>
       </w:r>
-      <w:hyperlink r:id="rId19">
-        <w:r>
-          <w:rPr>
-            <w:lang w:val="hi_IN" w:bidi="hi_IN"/>
-          </w:rPr>
-          <w:rPr>
-            <w:color w:val="0000EE"/>
-            <w:u w:val="single"/>
-          </w:rPr>
-          <w:t>गलातियों 3:14</w:t>
-        </w:r>
-      </w:hyperlink>
+      <w:r>
+        <w:rPr>
+          <w:lang w:val="hi_IN" w:bidi="hi_IN"/>
+        </w:rPr>
+        <w:t>गलातियों 3:14</w:t>
+      </w:r>
     </w:p>
     <w:p>
       <w:pPr>
@@ -833,18 +791,12 @@
           <w:lang w:val="hi_IN" w:bidi="hi_IN"/>
         </w:rPr>
       </w:r>
-      <w:hyperlink r:id="rId20">
-        <w:r>
-          <w:rPr>
-            <w:lang w:val="hi_IN" w:bidi="hi_IN"/>
-          </w:rPr>
-          <w:rPr>
-            <w:color w:val="0000EE"/>
-            <w:u w:val="single"/>
-          </w:rPr>
-          <w:t>उत्पत्ति 3:14</w:t>
-        </w:r>
-      </w:hyperlink>
+      <w:r>
+        <w:rPr>
+          <w:lang w:val="hi_IN" w:bidi="hi_IN"/>
+        </w:rPr>
+        <w:t>उत्पत्ति 3:14</w:t>
+      </w:r>
     </w:p>
     <w:p>
       <w:pPr>
@@ -857,18 +809,12 @@
           <w:lang w:val="hi_IN" w:bidi="hi_IN"/>
         </w:rPr>
       </w:r>
-      <w:hyperlink r:id="rId21">
-        <w:r>
-          <w:rPr>
-            <w:lang w:val="hi_IN" w:bidi="hi_IN"/>
-          </w:rPr>
-          <w:rPr>
-            <w:color w:val="0000EE"/>
-            <w:u w:val="single"/>
-          </w:rPr>
-          <w:t>उत्पत्ति 3:17</w:t>
-        </w:r>
-      </w:hyperlink>
+      <w:r>
+        <w:rPr>
+          <w:lang w:val="hi_IN" w:bidi="hi_IN"/>
+        </w:rPr>
+        <w:t>उत्पत्ति 3:17</w:t>
+      </w:r>
     </w:p>
     <w:p>
       <w:pPr>
@@ -899,18 +845,12 @@
           <w:lang w:val="hi_IN" w:bidi="hi_IN"/>
         </w:rPr>
       </w:r>
-      <w:hyperlink r:id="rId22">
-        <w:r>
-          <w:rPr>
-            <w:lang w:val="hi_IN" w:bidi="hi_IN"/>
-          </w:rPr>
-          <w:rPr>
-            <w:color w:val="0000EE"/>
-            <w:u w:val="single"/>
-          </w:rPr>
-          <w:t>गिनती 22:6</w:t>
-        </w:r>
-      </w:hyperlink>
+      <w:r>
+        <w:rPr>
+          <w:lang w:val="hi_IN" w:bidi="hi_IN"/>
+        </w:rPr>
+        <w:t>गिनती 22:6</w:t>
+      </w:r>
     </w:p>
     <w:p>
       <w:pPr>

--- a/hin/docx/049.content.docx
+++ b/hin/docx/049.content.docx
@@ -312,19 +312,7 @@
         <w:rPr>
           <w:lang w:val="hi_IN" w:bidi="hi_IN"/>
         </w:rPr>
-        <w:t xml:space="preserve">, </w:t>
-      </w:r>
-      <w:r>
-        <w:rPr>
-          <w:lang w:val="hi_IN" w:bidi="hi_IN"/>
-        </w:rPr>
-        <w:t>पालन</w:t>
-      </w:r>
-      <w:r>
-        <w:rPr>
-          <w:lang w:val="hi_IN" w:bidi="hi_IN"/>
-        </w:rPr>
-        <w:t>)</w:t>
+        <w:t>, पालन)</w:t>
       </w:r>
     </w:p>
     <w:p>
